--- a/public/modeles/modele-facture.docx
+++ b/public/modeles/modele-facture.docx
@@ -884,7 +884,7 @@
           <w:sz w:val="17"/>
           <w:szCs w:val="17"/>
         </w:rPr>
-        <w:t xml:space="preserve">En cas de retard de paiement, pénalités au taux de [3 fois le taux d'intérêt légal] et indemnité forfaitaire pour frais de recouvrement de 40 €.</w:t>
+        <w:t xml:space="preserve">En cas de retard de paiement, pénalités au taux de [3 fois le taux d'intérêt légal] et indemnité forfaitaire pour frais de recouvrement de 40 euros.</w:t>
       </w:r>
     </w:p>
     <w:p>
